--- a/pr-preview/pr-27/chapters/unix-tracked-changes.docx
+++ b/pr-preview/pr-27/chapters/unix-tracked-changes.docx
@@ -16,7 +16,7 @@
       </w:pPr>
       <w:del w:id="1" w:author="PR Preview" w:date="2026-01-01T00:00:00Z">
         <w:r>
-          <w:delText xml:space="preserve">Last modified: 2026-10-12 21:28:22 (PDT)</w:delText>
+          <w:delText xml:space="preserve">Last modified: 2026-10-14 01:49:27 (PDT)</w:delText>
         </w:r>
       </w:del>
     </w:p>
@@ -26,7 +26,7 @@
       </w:pPr>
       <w:ins w:id="2" w:author="PR Preview" w:date="2026-01-01T00:00:00Z">
         <w:r>
-          <w:t xml:space="preserve">Last modified: 2026-10-14 01:35:48 (PDT)</w:t>
+          <w:t xml:space="preserve">Last modified: 2026-10-14 01:49:06 (PDT)</w:t>
         </w:r>
       </w:ins>
     </w:p>

--- a/pr-preview/pr-27/chapters/unix-tracked-changes.docx
+++ b/pr-preview/pr-27/chapters/unix-tracked-changes.docx
@@ -16,7 +16,7 @@
       </w:pPr>
       <w:del w:id="1" w:author="PR Preview" w:date="2026-01-01T00:00:00Z">
         <w:r>
-          <w:delText xml:space="preserve">Last modified: 2026-10-14 01:49:27 (PDT)</w:delText>
+          <w:delText xml:space="preserve">Last modified: 2026-10-14 03:38:56 (PDT)</w:delText>
         </w:r>
       </w:del>
     </w:p>
@@ -26,7 +26,7 @@
       </w:pPr>
       <w:ins w:id="2" w:author="PR Preview" w:date="2026-01-01T00:00:00Z">
         <w:r>
-          <w:t xml:space="preserve">Last modified: 2026-10-14 01:49:06 (PDT)</w:t>
+          <w:t xml:space="preserve">Last modified: 2026-10-14 03:54:35 (PDT)</w:t>
         </w:r>
       </w:ins>
     </w:p>
@@ -3771,7 +3771,7 @@
         <w:t xml:space="preserve"> </w:t>
       </w:r>
       <w:r>
-        <w:t xml:space="preserve">so most of the lab is already running it.</w:t>
+        <w:t xml:space="preserve">so many Mac users are already running it.</w:t>
       </w:r>
     </w:p>
     <w:p>
@@ -5208,7 +5208,7 @@
                     <w:jc w:val="center"/>
                   </w:pPr>
                   <w:r>
-                    <w:t xml:space="preserve">Completions for the GitHub CLI, which our workflow leans on heavily</w:t>
+                    <w:t xml:space="preserve">Completions for the GitHub CLI, which the workflows in this guide lean on heavily</w:t>
                   </w:r>
                 </w:p>
               </w:tc>
@@ -7444,7 +7444,7 @@
         <w:t xml:space="preserve"> </w:t>
       </w:r>
       <w:r>
-        <w:t xml:space="preserve">The points below are the lab’s priorities and additions.</w:t>
+        <w:t xml:space="preserve">The points below are our priorities and additions.</w:t>
       </w:r>
     </w:p>
     <w:bookmarkStart w:id="70" w:name="error-handling"/>
